--- a/docs/studyguides/anova.docx
+++ b/docs/studyguides/anova.docx
@@ -52,7 +52,7 @@
         </w:rPr>
         <w:t xml:space="preserve"> </w:t>
       </w:r>
-      <w:hyperlink r:id="rId20">
+      <w:hyperlink r:id="rId9">
         <w:r>
           <w:rPr>
             <w:rStyle w:val="Hyperlink"/>
@@ -76,7 +76,7 @@
         </w:rPr>
         <w:t xml:space="preserve"> </w:t>
       </w:r>
-      <w:hyperlink r:id="rId21">
+      <w:hyperlink r:id="rId10">
         <w:r>
           <w:rPr>
             <w:rStyle w:val="Hyperlink"/>
@@ -100,7 +100,7 @@
         </w:rPr>
         <w:t xml:space="preserve"> </w:t>
       </w:r>
-      <w:hyperlink r:id="rId22">
+      <w:hyperlink r:id="rId11">
         <w:r>
           <w:rPr>
             <w:rStyle w:val="Hyperlink"/>
@@ -124,7 +124,7 @@
         </w:rPr>
         <w:t xml:space="preserve"> </w:t>
       </w:r>
-      <w:hyperlink r:id="rId23">
+      <w:hyperlink r:id="rId12">
         <w:r>
           <w:rPr>
             <w:rStyle w:val="Hyperlink"/>
@@ -142,7 +142,7 @@
         <w:t xml:space="preserve">.</w:t>
       </w:r>
     </w:p>
-    <w:bookmarkStart w:id="41" w:name="what-is-anova"/>
+    <w:bookmarkStart w:id="30" w:name="what-is-anova"/>
     <w:p>
       <w:pPr>
         <w:pStyle w:val="Heading1"/>
@@ -211,7 +211,7 @@
       <w:r>
         <w:t xml:space="preserve"> </w:t>
       </w:r>
-      <w:hyperlink r:id="rId22">
+      <w:hyperlink r:id="rId11">
         <w:r>
           <w:rPr>
             <w:rStyle w:val="Hyperlink"/>
@@ -225,7 +225,7 @@
       <w:r>
         <w:t xml:space="preserve"> </w:t>
       </w:r>
-      <w:hyperlink r:id="rId24">
+      <w:hyperlink r:id="rId13">
         <w:r>
           <w:rPr>
             <w:rStyle w:val="Hyperlink"/>
@@ -270,7 +270,7 @@
         <w:t xml:space="preserve">test, perform one-way and two-way ANOVA analysis, and interpret ANOVA tables. It also contains an ANOVA calculator.</w:t>
       </w:r>
     </w:p>
-    <w:bookmarkStart w:id="25" w:name="why-do-you-want-to-be-doing-this"/>
+    <w:bookmarkStart w:id="14" w:name="why-do-you-want-to-be-doing-this"/>
     <w:p>
       <w:pPr>
         <w:pStyle w:val="Heading2"/>
@@ -306,8 +306,8 @@
         <w:t xml:space="preserve">Sampling brings the element of uncertainty about the true values of parameters within the target population, which ANOVA helps quantify.</w:t>
       </w:r>
     </w:p>
-    <w:bookmarkEnd w:id="25"/>
-    <w:bookmarkStart w:id="32" w:name="X95856568571e3dfb7fad67847f9550cadec6a78"/>
+    <w:bookmarkEnd w:id="14"/>
+    <w:bookmarkStart w:id="21" w:name="X95856568571e3dfb7fad67847f9550cadec6a78"/>
     <w:p>
       <w:pPr>
         <w:pStyle w:val="Heading2"/>
@@ -472,28 +472,30 @@
                 </m:rPr>
                 <m:t>!</m:t>
               </m:r>
-              <m:d>
-                <m:dPr>
-                  <m:begChr m:val="("/>
-                  <m:sepChr m:val=""/>
-                  <m:endChr m:val=")"/>
-                  <m:grow/>
-                </m:dPr>
-                <m:e>
-                  <m:r>
-                    <m:t>n</m:t>
-                  </m:r>
-                  <m:r>
-                    <m:rPr>
-                      <m:sty m:val="p"/>
-                    </m:rPr>
-                    <m:t>−</m:t>
-                  </m:r>
-                  <m:r>
-                    <m:t>2</m:t>
-                  </m:r>
-                </m:e>
-              </m:d>
+              <m:r>
+                <m:rPr>
+                  <m:sty m:val="p"/>
+                </m:rPr>
+                <m:t>(</m:t>
+              </m:r>
+              <m:r>
+                <m:t>n</m:t>
+              </m:r>
+              <m:r>
+                <m:rPr>
+                  <m:sty m:val="p"/>
+                </m:rPr>
+                <m:t>−</m:t>
+              </m:r>
+              <m:r>
+                <m:t>2</m:t>
+              </m:r>
+              <m:r>
+                <m:rPr>
+                  <m:sty m:val="p"/>
+                </m:rPr>
+                <m:t>)</m:t>
+              </m:r>
               <m:r>
                 <m:rPr>
                   <m:sty m:val="p"/>
@@ -580,28 +582,30 @@
           </m:rPr>
           <m:t>−</m:t>
         </m:r>
-        <m:d>
-          <m:dPr>
-            <m:begChr m:val="("/>
-            <m:sepChr m:val=""/>
-            <m:endChr m:val=")"/>
-            <m:grow/>
-          </m:dPr>
-          <m:e>
-            <m:r>
-              <m:t>0.05</m:t>
-            </m:r>
-            <m:r>
-              <m:rPr>
-                <m:sty m:val="p"/>
-              </m:rPr>
-              <m:t>⋅</m:t>
-            </m:r>
-            <m:r>
-              <m:t>6</m:t>
-            </m:r>
-          </m:e>
-        </m:d>
+        <m:r>
+          <m:rPr>
+            <m:sty m:val="p"/>
+          </m:rPr>
+          <m:t>(</m:t>
+        </m:r>
+        <m:r>
+          <m:t>0.05</m:t>
+        </m:r>
+        <m:r>
+          <m:rPr>
+            <m:sty m:val="p"/>
+          </m:rPr>
+          <m:t>⋅</m:t>
+        </m:r>
+        <m:r>
+          <m:t>6</m:t>
+        </m:r>
+        <m:r>
+          <m:rPr>
+            <m:sty m:val="p"/>
+          </m:rPr>
+          <m:t>)</m:t>
+        </m:r>
         <m:r>
           <m:rPr>
             <m:sty m:val="p"/>
@@ -788,18 +792,18 @@
                 <wp:inline>
                   <wp:extent cx="152400" cy="152400"/>
                   <wp:effectExtent b="0" l="0" r="0" t="0"/>
-                  <wp:docPr descr="" title="" id="27" name="Picture"/>
+                  <wp:docPr descr="" title="" id="16" name="Picture"/>
                   <a:graphic>
                     <a:graphicData uri="http://schemas.openxmlformats.org/drawingml/2006/picture">
                       <pic:pic>
                         <pic:nvPicPr>
-                          <pic:cNvPr descr="/Applications/quarto/share/formats/docx/tip.png" id="28" name="Picture"/>
+                          <pic:cNvPr descr="/Applications/quarto/share/formats/docx/tip.png" id="17" name="Picture"/>
                           <pic:cNvPicPr>
                             <a:picLocks noChangeArrowheads="1" noChangeAspect="1"/>
                           </pic:cNvPicPr>
                         </pic:nvPicPr>
                         <pic:blipFill>
-                          <a:blip r:embed="rId26"/>
+                          <a:blip r:embed="rId15"/>
                           <a:stretch>
                             <a:fillRect/>
                           </a:stretch>
@@ -941,18 +945,18 @@
                 <wp:inline>
                   <wp:extent cx="152400" cy="152400"/>
                   <wp:effectExtent b="0" l="0" r="0" t="0"/>
-                  <wp:docPr descr="" title="" id="30" name="Picture"/>
+                  <wp:docPr descr="" title="" id="19" name="Picture"/>
                   <a:graphic>
                     <a:graphicData uri="http://schemas.openxmlformats.org/drawingml/2006/picture">
                       <pic:pic>
                         <pic:nvPicPr>
-                          <pic:cNvPr descr="/Applications/quarto/share/formats/docx/note.png" id="31" name="Picture"/>
+                          <pic:cNvPr descr="/Applications/quarto/share/formats/docx/note.png" id="20" name="Picture"/>
                           <pic:cNvPicPr>
                             <a:picLocks noChangeArrowheads="1" noChangeAspect="1"/>
                           </pic:cNvPicPr>
                         </pic:nvPicPr>
                         <pic:blipFill>
-                          <a:blip r:embed="rId29"/>
+                          <a:blip r:embed="rId18"/>
                           <a:stretch>
                             <a:fillRect/>
                           </a:stretch>
@@ -1052,7 +1056,7 @@
             <w:r>
               <w:t xml:space="preserve"> </w:t>
             </w:r>
-            <w:hyperlink r:id="rId23">
+            <w:hyperlink r:id="rId12">
               <w:r>
                 <w:rPr>
                   <w:rStyle w:val="Hyperlink"/>
@@ -1137,28 +1141,30 @@
                       </m:rPr>
                       <m:t>!</m:t>
                     </m:r>
-                    <m:d>
-                      <m:dPr>
-                        <m:begChr m:val="("/>
-                        <m:sepChr m:val=""/>
-                        <m:endChr m:val=")"/>
-                        <m:grow/>
-                      </m:dPr>
-                      <m:e>
-                        <m:r>
-                          <m:t>15</m:t>
-                        </m:r>
-                        <m:r>
-                          <m:rPr>
-                            <m:sty m:val="p"/>
-                          </m:rPr>
-                          <m:t>−</m:t>
-                        </m:r>
-                        <m:r>
-                          <m:t>2</m:t>
-                        </m:r>
-                      </m:e>
-                    </m:d>
+                    <m:r>
+                      <m:rPr>
+                        <m:sty m:val="p"/>
+                      </m:rPr>
+                      <m:t>(</m:t>
+                    </m:r>
+                    <m:r>
+                      <m:t>15</m:t>
+                    </m:r>
+                    <m:r>
+                      <m:rPr>
+                        <m:sty m:val="p"/>
+                      </m:rPr>
+                      <m:t>−</m:t>
+                    </m:r>
+                    <m:r>
+                      <m:t>2</m:t>
+                    </m:r>
+                    <m:r>
+                      <m:rPr>
+                        <m:sty m:val="p"/>
+                      </m:rPr>
+                      <m:t>)</m:t>
+                    </m:r>
                     <m:r>
                       <m:rPr>
                         <m:sty m:val="p"/>
@@ -1229,28 +1235,30 @@
                 </m:rPr>
                 <m:t>−</m:t>
               </m:r>
-              <m:d>
-                <m:dPr>
-                  <m:begChr m:val="("/>
-                  <m:sepChr m:val=""/>
-                  <m:endChr m:val=")"/>
-                  <m:grow/>
-                </m:dPr>
-                <m:e>
-                  <m:r>
-                    <m:t>105</m:t>
-                  </m:r>
-                  <m:r>
-                    <m:rPr>
-                      <m:sty m:val="p"/>
-                    </m:rPr>
-                    <m:t>⋅</m:t>
-                  </m:r>
-                  <m:r>
-                    <m:t>0.05</m:t>
-                  </m:r>
-                </m:e>
-              </m:d>
+              <m:r>
+                <m:rPr>
+                  <m:sty m:val="p"/>
+                </m:rPr>
+                <m:t>(</m:t>
+              </m:r>
+              <m:r>
+                <m:t>105</m:t>
+              </m:r>
+              <m:r>
+                <m:rPr>
+                  <m:sty m:val="p"/>
+                </m:rPr>
+                <m:t>⋅</m:t>
+              </m:r>
+              <m:r>
+                <m:t>0.05</m:t>
+              </m:r>
+              <m:r>
+                <m:rPr>
+                  <m:sty m:val="p"/>
+                </m:rPr>
+                <m:t>)</m:t>
+              </m:r>
               <m:r>
                 <m:rPr>
                   <m:sty m:val="p"/>
@@ -1311,8 +1319,8 @@
         </w:tc>
       </w:tr>
     </w:tbl>
-    <w:bookmarkEnd w:id="32"/>
-    <w:bookmarkStart w:id="38" w:name="why-choose-anova-over-a-visual-check"/>
+    <w:bookmarkEnd w:id="21"/>
+    <w:bookmarkStart w:id="27" w:name="why-choose-anova-over-a-visual-check"/>
     <w:p>
       <w:pPr>
         <w:pStyle w:val="Heading2"/>
@@ -1381,18 +1389,18 @@
                 <wp:inline>
                   <wp:extent cx="152400" cy="152400"/>
                   <wp:effectExtent b="0" l="0" r="0" t="0"/>
-                  <wp:docPr descr="" title="" id="33" name="Picture"/>
+                  <wp:docPr descr="" title="" id="22" name="Picture"/>
                   <a:graphic>
                     <a:graphicData uri="http://schemas.openxmlformats.org/drawingml/2006/picture">
                       <pic:pic>
                         <pic:nvPicPr>
-                          <pic:cNvPr descr="/Applications/quarto/share/formats/docx/note.png" id="34" name="Picture"/>
+                          <pic:cNvPr descr="/Applications/quarto/share/formats/docx/note.png" id="23" name="Picture"/>
                           <pic:cNvPicPr>
                             <a:picLocks noChangeArrowheads="1" noChangeAspect="1"/>
                           </pic:cNvPicPr>
                         </pic:nvPicPr>
                         <pic:blipFill>
-                          <a:blip r:embed="rId29"/>
+                          <a:blip r:embed="rId18"/>
                           <a:stretch>
                             <a:fillRect/>
                           </a:stretch>
@@ -1953,18 +1961,18 @@
                 <wp:inline>
                   <wp:extent cx="5208728" cy="4155493"/>
                   <wp:effectExtent b="0" l="0" r="0" t="0"/>
-                  <wp:docPr descr="Figure 1: Plot of the mean sugar content against flavours" title="" id="36" name="Picture"/>
+                  <wp:docPr descr="Figure 1: Plot of the mean sugar content against flavours" title="" id="25" name="Picture"/>
                   <a:graphic>
                     <a:graphicData uri="http://schemas.openxmlformats.org/drawingml/2006/picture">
                       <pic:pic>
                         <pic:nvPicPr>
-                          <pic:cNvPr descr="./FiguresPNG/sugar-flavour-plot.png" id="37" name="Picture"/>
+                          <pic:cNvPr descr="./FiguresPNG/sugar-flavour-plot.png" id="26" name="Picture"/>
                           <pic:cNvPicPr>
                             <a:picLocks noChangeArrowheads="1" noChangeAspect="1"/>
                           </pic:cNvPicPr>
                         </pic:nvPicPr>
                         <pic:blipFill>
-                          <a:blip r:embed="rId35"/>
+                          <a:blip r:embed="rId24"/>
                           <a:stretch>
                             <a:fillRect/>
                           </a:stretch>
@@ -2013,8 +2021,8 @@
         </w:tc>
       </w:tr>
     </w:tbl>
-    <w:bookmarkEnd w:id="38"/>
-    <w:bookmarkStart w:id="40" w:name="what-are-the-types-of-anova"/>
+    <w:bookmarkEnd w:id="27"/>
+    <w:bookmarkStart w:id="29" w:name="what-are-the-types-of-anova"/>
     <w:p>
       <w:pPr>
         <w:pStyle w:val="Heading2"/>
@@ -2039,7 +2047,7 @@
       <w:r>
         <w:t xml:space="preserve"> </w:t>
       </w:r>
-      <w:hyperlink r:id="rId39">
+      <w:hyperlink r:id="rId28">
         <w:r>
           <w:rPr>
             <w:rStyle w:val="Hyperlink"/>
@@ -2051,9 +2059,9 @@
         <w:t xml:space="preserve">.</w:t>
       </w:r>
     </w:p>
-    <w:bookmarkEnd w:id="40"/>
-    <w:bookmarkEnd w:id="41"/>
-    <w:bookmarkStart w:id="62" w:name="how-to-use-anova"/>
+    <w:bookmarkEnd w:id="29"/>
+    <w:bookmarkEnd w:id="30"/>
+    <w:bookmarkStart w:id="51" w:name="how-to-use-anova"/>
     <w:p>
       <w:pPr>
         <w:pStyle w:val="Heading1"/>
@@ -2402,18 +2410,18 @@
                 <wp:inline>
                   <wp:extent cx="152400" cy="152400"/>
                   <wp:effectExtent b="0" l="0" r="0" t="0"/>
-                  <wp:docPr descr="" title="" id="42" name="Picture"/>
+                  <wp:docPr descr="" title="" id="31" name="Picture"/>
                   <a:graphic>
                     <a:graphicData uri="http://schemas.openxmlformats.org/drawingml/2006/picture">
                       <pic:pic>
                         <pic:nvPicPr>
-                          <pic:cNvPr descr="/Applications/quarto/share/formats/docx/tip.png" id="43" name="Picture"/>
+                          <pic:cNvPr descr="/Applications/quarto/share/formats/docx/tip.png" id="32" name="Picture"/>
                           <pic:cNvPicPr>
                             <a:picLocks noChangeArrowheads="1" noChangeAspect="1"/>
                           </pic:cNvPicPr>
                         </pic:nvPicPr>
                         <pic:blipFill>
-                          <a:blip r:embed="rId26"/>
+                          <a:blip r:embed="rId15"/>
                           <a:stretch>
                             <a:fillRect/>
                           </a:stretch>
@@ -2517,7 +2525,7 @@
         </w:tc>
       </w:tr>
     </w:tbl>
-    <w:bookmarkStart w:id="49" w:name="the-underlying-assumptions-for-anova"/>
+    <w:bookmarkStart w:id="38" w:name="the-underlying-assumptions-for-anova"/>
     <w:p>
       <w:pPr>
         <w:pStyle w:val="Heading2"/>
@@ -2654,18 +2662,18 @@
                 <wp:inline>
                   <wp:extent cx="152400" cy="152400"/>
                   <wp:effectExtent b="0" l="0" r="0" t="0"/>
-                  <wp:docPr descr="" title="" id="44" name="Picture"/>
+                  <wp:docPr descr="" title="" id="33" name="Picture"/>
                   <a:graphic>
                     <a:graphicData uri="http://schemas.openxmlformats.org/drawingml/2006/picture">
                       <pic:pic>
                         <pic:nvPicPr>
-                          <pic:cNvPr descr="/Applications/quarto/share/formats/docx/note.png" id="45" name="Picture"/>
+                          <pic:cNvPr descr="/Applications/quarto/share/formats/docx/note.png" id="34" name="Picture"/>
                           <pic:cNvPicPr>
                             <a:picLocks noChangeArrowheads="1" noChangeAspect="1"/>
                           </pic:cNvPicPr>
                         </pic:nvPicPr>
                         <pic:blipFill>
-                          <a:blip r:embed="rId29"/>
+                          <a:blip r:embed="rId18"/>
                           <a:stretch>
                             <a:fillRect/>
                           </a:stretch>
@@ -2863,18 +2871,18 @@
                 <wp:inline>
                   <wp:extent cx="152400" cy="152400"/>
                   <wp:effectExtent b="0" l="0" r="0" t="0"/>
-                  <wp:docPr descr="" title="" id="47" name="Picture"/>
+                  <wp:docPr descr="" title="" id="36" name="Picture"/>
                   <a:graphic>
                     <a:graphicData uri="http://schemas.openxmlformats.org/drawingml/2006/picture">
                       <pic:pic>
                         <pic:nvPicPr>
-                          <pic:cNvPr descr="/Applications/quarto/share/formats/docx/important.png" id="48" name="Picture"/>
+                          <pic:cNvPr descr="/Applications/quarto/share/formats/docx/important.png" id="37" name="Picture"/>
                           <pic:cNvPicPr>
                             <a:picLocks noChangeArrowheads="1" noChangeAspect="1"/>
                           </pic:cNvPicPr>
                         </pic:nvPicPr>
                         <pic:blipFill>
-                          <a:blip r:embed="rId46"/>
+                          <a:blip r:embed="rId35"/>
                           <a:stretch>
                             <a:fillRect/>
                           </a:stretch>
@@ -2957,8 +2965,8 @@
         </w:tc>
       </w:tr>
     </w:tbl>
-    <w:bookmarkEnd w:id="49"/>
-    <w:bookmarkStart w:id="50" w:name="how-to-check-for-anovas-assumptions"/>
+    <w:bookmarkEnd w:id="38"/>
+    <w:bookmarkStart w:id="39" w:name="how-to-check-for-anovas-assumptions"/>
     <w:p>
       <w:pPr>
         <w:pStyle w:val="Heading2"/>
@@ -3076,8 +3084,8 @@
         <w:t xml:space="preserve">To check for independence you can formally use the Durbin-Watson Test or scrutinize the methods of data collection themselves.</w:t>
       </w:r>
     </w:p>
-    <w:bookmarkEnd w:id="50"/>
-    <w:bookmarkStart w:id="53" w:name="the-f-test-statistic-for-anova"/>
+    <w:bookmarkEnd w:id="39"/>
+    <w:bookmarkStart w:id="42" w:name="the-f-test-statistic-for-anova"/>
     <w:p>
       <w:pPr>
         <w:pStyle w:val="Heading2"/>
@@ -3174,18 +3182,18 @@
                 <wp:inline>
                   <wp:extent cx="152400" cy="152400"/>
                   <wp:effectExtent b="0" l="0" r="0" t="0"/>
-                  <wp:docPr descr="" title="" id="51" name="Picture"/>
+                  <wp:docPr descr="" title="" id="40" name="Picture"/>
                   <a:graphic>
                     <a:graphicData uri="http://schemas.openxmlformats.org/drawingml/2006/picture">
                       <pic:pic>
                         <pic:nvPicPr>
-                          <pic:cNvPr descr="/Applications/quarto/share/formats/docx/note.png" id="52" name="Picture"/>
+                          <pic:cNvPr descr="/Applications/quarto/share/formats/docx/note.png" id="41" name="Picture"/>
                           <pic:cNvPicPr>
                             <a:picLocks noChangeArrowheads="1" noChangeAspect="1"/>
                           </pic:cNvPicPr>
                         </pic:nvPicPr>
                         <pic:blipFill>
-                          <a:blip r:embed="rId29"/>
+                          <a:blip r:embed="rId18"/>
                           <a:stretch>
                             <a:fillRect/>
                           </a:stretch>
@@ -3526,39 +3534,41 @@
                   </m:sSub>
                 </m:e>
               </m:nary>
+              <m:r>
+                <m:rPr>
+                  <m:sty m:val="p"/>
+                </m:rPr>
+                <m:t>(</m:t>
+              </m:r>
+              <m:sSub>
+                <m:e>
+                  <m:r>
+                    <m:t>x</m:t>
+                  </m:r>
+                </m:e>
+                <m:sub>
+                  <m:r>
+                    <m:t>i</m:t>
+                  </m:r>
+                </m:sub>
+              </m:sSub>
+              <m:r>
+                <m:rPr>
+                  <m:sty m:val="p"/>
+                </m:rPr>
+                <m:t>−</m:t>
+              </m:r>
+              <m:r>
+                <m:t>x</m:t>
+              </m:r>
               <m:sSup>
                 <m:e>
-                  <m:d>
-                    <m:dPr>
-                      <m:begChr m:val="("/>
-                      <m:sepChr m:val=""/>
-                      <m:endChr m:val=")"/>
-                      <m:grow/>
-                    </m:dPr>
-                    <m:e>
-                      <m:sSub>
-                        <m:e>
-                          <m:r>
-                            <m:t>x</m:t>
-                          </m:r>
-                        </m:e>
-                        <m:sub>
-                          <m:r>
-                            <m:t>i</m:t>
-                          </m:r>
-                        </m:sub>
-                      </m:sSub>
-                      <m:r>
-                        <m:rPr>
-                          <m:sty m:val="p"/>
-                        </m:rPr>
-                        <m:t>−</m:t>
-                      </m:r>
-                      <m:r>
-                        <m:t>x</m:t>
-                      </m:r>
-                    </m:e>
-                  </m:d>
+                  <m:r>
+                    <m:rPr>
+                      <m:sty m:val="p"/>
+                    </m:rPr>
+                    <m:t>)</m:t>
+                  </m:r>
                 </m:e>
                 <m:sup>
                   <m:r>
@@ -3950,39 +3960,41 @@
                   </m:r>
                 </m:sup>
                 <m:e>
-                  <m:d>
-                    <m:dPr>
-                      <m:begChr m:val="("/>
-                      <m:sepChr m:val=""/>
-                      <m:endChr m:val=")"/>
-                      <m:grow/>
-                    </m:dPr>
-                    <m:e>
-                      <m:sSub>
-                        <m:e>
-                          <m:r>
-                            <m:t>n</m:t>
-                          </m:r>
-                        </m:e>
-                        <m:sub>
-                          <m:r>
-                            <m:t>i</m:t>
-                          </m:r>
-                        </m:sub>
-                      </m:sSub>
-                      <m:r>
-                        <m:rPr>
-                          <m:sty m:val="p"/>
-                        </m:rPr>
-                        <m:t>−</m:t>
-                      </m:r>
-                      <m:r>
-                        <m:t>1</m:t>
-                      </m:r>
-                    </m:e>
-                  </m:d>
+                  <m:r>
+                    <m:rPr>
+                      <m:sty m:val="p"/>
+                    </m:rPr>
+                    <m:t>(</m:t>
+                  </m:r>
                 </m:e>
               </m:nary>
+              <m:sSub>
+                <m:e>
+                  <m:r>
+                    <m:t>n</m:t>
+                  </m:r>
+                </m:e>
+                <m:sub>
+                  <m:r>
+                    <m:t>i</m:t>
+                  </m:r>
+                </m:sub>
+              </m:sSub>
+              <m:r>
+                <m:rPr>
+                  <m:sty m:val="p"/>
+                </m:rPr>
+                <m:t>−</m:t>
+              </m:r>
+              <m:r>
+                <m:t>1</m:t>
+              </m:r>
+              <m:r>
+                <m:rPr>
+                  <m:sty m:val="p"/>
+                </m:rPr>
+                <m:t>)</m:t>
+              </m:r>
               <m:sSubSup>
                 <m:e>
                   <m:r>
@@ -4243,8 +4255,8 @@
         <w:t xml:space="preserve">is the mean sum of squares (shorthand for the numerator).</w:t>
       </w:r>
     </w:p>
-    <w:bookmarkEnd w:id="53"/>
-    <w:bookmarkStart w:id="58" w:name="the-logic-behind-the-f-test"/>
+    <w:bookmarkEnd w:id="42"/>
+    <w:bookmarkStart w:id="47" w:name="the-logic-behind-the-f-test"/>
     <w:p>
       <w:pPr>
         <w:pStyle w:val="Heading2"/>
@@ -4458,46 +4470,48 @@
         <w:t xml:space="preserve"> </w:t>
       </w:r>
       <m:oMath>
-        <m:d>
-          <m:dPr>
-            <m:begChr m:val="("/>
-            <m:sepChr m:val=""/>
-            <m:endChr m:val=")"/>
-            <m:grow/>
-          </m:dPr>
-          <m:e>
-            <m:r>
-              <m:t>n</m:t>
-            </m:r>
-            <m:r>
-              <m:rPr>
-                <m:sty m:val="p"/>
-              </m:rPr>
-              <m:t>−</m:t>
-            </m:r>
-            <m:r>
-              <m:t>k</m:t>
-            </m:r>
-            <m:r>
-              <m:rPr>
-                <m:sty m:val="p"/>
-              </m:rPr>
-              <m:t>,</m:t>
-            </m:r>
-            <m:r>
-              <m:t>k</m:t>
-            </m:r>
-            <m:r>
-              <m:rPr>
-                <m:sty m:val="p"/>
-              </m:rPr>
-              <m:t>−</m:t>
-            </m:r>
-            <m:r>
-              <m:t>1</m:t>
-            </m:r>
-          </m:e>
-        </m:d>
+        <m:r>
+          <m:rPr>
+            <m:sty m:val="p"/>
+          </m:rPr>
+          <m:t>(</m:t>
+        </m:r>
+        <m:r>
+          <m:t>n</m:t>
+        </m:r>
+        <m:r>
+          <m:rPr>
+            <m:sty m:val="p"/>
+          </m:rPr>
+          <m:t>−</m:t>
+        </m:r>
+        <m:r>
+          <m:t>k</m:t>
+        </m:r>
+        <m:r>
+          <m:rPr>
+            <m:sty m:val="p"/>
+          </m:rPr>
+          <m:t>,</m:t>
+        </m:r>
+        <m:r>
+          <m:t>k</m:t>
+        </m:r>
+        <m:r>
+          <m:rPr>
+            <m:sty m:val="p"/>
+          </m:rPr>
+          <m:t>−</m:t>
+        </m:r>
+        <m:r>
+          <m:t>1</m:t>
+        </m:r>
+        <m:r>
+          <m:rPr>
+            <m:sty m:val="p"/>
+          </m:rPr>
+          <m:t>)</m:t>
+        </m:r>
       </m:oMath>
       <w:r>
         <w:t xml:space="preserve"> </w:t>
@@ -4916,18 +4930,18 @@
                 <wp:inline>
                   <wp:extent cx="152400" cy="152400"/>
                   <wp:effectExtent b="0" l="0" r="0" t="0"/>
-                  <wp:docPr descr="" title="" id="54" name="Picture"/>
+                  <wp:docPr descr="" title="" id="43" name="Picture"/>
                   <a:graphic>
                     <a:graphicData uri="http://schemas.openxmlformats.org/drawingml/2006/picture">
                       <pic:pic>
                         <pic:nvPicPr>
-                          <pic:cNvPr descr="/Applications/quarto/share/formats/docx/tip.png" id="55" name="Picture"/>
+                          <pic:cNvPr descr="/Applications/quarto/share/formats/docx/tip.png" id="44" name="Picture"/>
                           <pic:cNvPicPr>
                             <a:picLocks noChangeArrowheads="1" noChangeAspect="1"/>
                           </pic:cNvPicPr>
                         </pic:nvPicPr>
                         <pic:blipFill>
-                          <a:blip r:embed="rId26"/>
+                          <a:blip r:embed="rId15"/>
                           <a:stretch>
                             <a:fillRect/>
                           </a:stretch>
@@ -5158,18 +5172,18 @@
                 <wp:inline>
                   <wp:extent cx="152400" cy="152400"/>
                   <wp:effectExtent b="0" l="0" r="0" t="0"/>
-                  <wp:docPr descr="" title="" id="56" name="Picture"/>
+                  <wp:docPr descr="" title="" id="45" name="Picture"/>
                   <a:graphic>
                     <a:graphicData uri="http://schemas.openxmlformats.org/drawingml/2006/picture">
                       <pic:pic>
                         <pic:nvPicPr>
-                          <pic:cNvPr descr="/Applications/quarto/share/formats/docx/note.png" id="57" name="Picture"/>
+                          <pic:cNvPr descr="/Applications/quarto/share/formats/docx/note.png" id="46" name="Picture"/>
                           <pic:cNvPicPr>
                             <a:picLocks noChangeArrowheads="1" noChangeAspect="1"/>
                           </pic:cNvPicPr>
                         </pic:nvPicPr>
                         <pic:blipFill>
-                          <a:blip r:embed="rId29"/>
+                          <a:blip r:embed="rId18"/>
                           <a:stretch>
                             <a:fillRect/>
                           </a:stretch>
@@ -5531,28 +5545,30 @@
               <m:r>
                 <m:t>F</m:t>
               </m:r>
-              <m:d>
-                <m:dPr>
-                  <m:begChr m:val="("/>
-                  <m:sepChr m:val=""/>
-                  <m:endChr m:val=")"/>
-                  <m:grow/>
-                </m:dPr>
-                <m:e>
-                  <m:r>
-                    <m:t>14</m:t>
-                  </m:r>
-                  <m:r>
-                    <m:rPr>
-                      <m:sty m:val="p"/>
-                    </m:rPr>
-                    <m:t>,</m:t>
-                  </m:r>
-                  <m:r>
-                    <m:t>165</m:t>
-                  </m:r>
-                </m:e>
-              </m:d>
+              <m:r>
+                <m:rPr>
+                  <m:sty m:val="p"/>
+                </m:rPr>
+                <m:t>(</m:t>
+              </m:r>
+              <m:r>
+                <m:t>14</m:t>
+              </m:r>
+              <m:r>
+                <m:rPr>
+                  <m:sty m:val="p"/>
+                </m:rPr>
+                <m:t>,</m:t>
+              </m:r>
+              <m:r>
+                <m:t>165</m:t>
+              </m:r>
+              <m:r>
+                <m:rPr>
+                  <m:sty m:val="p"/>
+                </m:rPr>
+                <m:t>)</m:t>
+              </m:r>
             </m:oMath>
             <w:r>
               <w:t xml:space="preserve">, whose</w:t>
@@ -5741,8 +5757,8 @@
         </w:tc>
       </w:tr>
     </w:tbl>
-    <w:bookmarkEnd w:id="58"/>
-    <w:bookmarkStart w:id="61" w:name="conducting-the-f-test"/>
+    <w:bookmarkEnd w:id="47"/>
+    <w:bookmarkStart w:id="50" w:name="conducting-the-f-test"/>
     <w:p>
       <w:pPr>
         <w:pStyle w:val="Heading2"/>
@@ -6324,18 +6340,18 @@
                 <wp:inline>
                   <wp:extent cx="152400" cy="152400"/>
                   <wp:effectExtent b="0" l="0" r="0" t="0"/>
-                  <wp:docPr descr="" title="" id="59" name="Picture"/>
+                  <wp:docPr descr="" title="" id="48" name="Picture"/>
                   <a:graphic>
                     <a:graphicData uri="http://schemas.openxmlformats.org/drawingml/2006/picture">
                       <pic:pic>
                         <pic:nvPicPr>
-                          <pic:cNvPr descr="/Applications/quarto/share/formats/docx/note.png" id="60" name="Picture"/>
+                          <pic:cNvPr descr="/Applications/quarto/share/formats/docx/note.png" id="49" name="Picture"/>
                           <pic:cNvPicPr>
                             <a:picLocks noChangeArrowheads="1" noChangeAspect="1"/>
                           </pic:cNvPicPr>
                         </pic:nvPicPr>
                         <pic:blipFill>
-                          <a:blip r:embed="rId29"/>
+                          <a:blip r:embed="rId18"/>
                           <a:stretch>
                             <a:fillRect/>
                           </a:stretch>
@@ -6702,9 +6718,9 @@
         </w:tc>
       </w:tr>
     </w:tbl>
-    <w:bookmarkEnd w:id="61"/>
-    <w:bookmarkEnd w:id="62"/>
-    <w:bookmarkStart w:id="67" w:name="anova-calculator"/>
+    <w:bookmarkEnd w:id="50"/>
+    <w:bookmarkEnd w:id="51"/>
+    <w:bookmarkStart w:id="56" w:name="anova-calculator"/>
     <w:p>
       <w:pPr>
         <w:pStyle w:val="Heading1"/>
@@ -8910,18 +8926,18 @@
                 <wp:inline>
                   <wp:extent cx="152400" cy="152400"/>
                   <wp:effectExtent b="0" l="0" r="0" t="0"/>
-                  <wp:docPr descr="" title="" id="63" name="Picture"/>
+                  <wp:docPr descr="" title="" id="52" name="Picture"/>
                   <a:graphic>
                     <a:graphicData uri="http://schemas.openxmlformats.org/drawingml/2006/picture">
                       <pic:pic>
                         <pic:nvPicPr>
-                          <pic:cNvPr descr="/Applications/quarto/share/formats/docx/tip.png" id="64" name="Picture"/>
+                          <pic:cNvPr descr="/Applications/quarto/share/formats/docx/tip.png" id="53" name="Picture"/>
                           <pic:cNvPicPr>
                             <a:picLocks noChangeArrowheads="1" noChangeAspect="1"/>
                           </pic:cNvPicPr>
                         </pic:nvPicPr>
                         <pic:blipFill>
-                          <a:blip r:embed="rId26"/>
+                          <a:blip r:embed="rId15"/>
                           <a:stretch>
                             <a:fillRect/>
                           </a:stretch>
@@ -9203,18 +9219,18 @@
                 <wp:inline>
                   <wp:extent cx="152400" cy="152400"/>
                   <wp:effectExtent b="0" l="0" r="0" t="0"/>
-                  <wp:docPr descr="" title="" id="65" name="Picture"/>
+                  <wp:docPr descr="" title="" id="54" name="Picture"/>
                   <a:graphic>
                     <a:graphicData uri="http://schemas.openxmlformats.org/drawingml/2006/picture">
                       <pic:pic>
                         <pic:nvPicPr>
-                          <pic:cNvPr descr="/Applications/quarto/share/formats/docx/note.png" id="66" name="Picture"/>
+                          <pic:cNvPr descr="/Applications/quarto/share/formats/docx/note.png" id="55" name="Picture"/>
                           <pic:cNvPicPr>
                             <a:picLocks noChangeArrowheads="1" noChangeAspect="1"/>
                           </pic:cNvPicPr>
                         </pic:nvPicPr>
                         <pic:blipFill>
-                          <a:blip r:embed="rId29"/>
+                          <a:blip r:embed="rId18"/>
                           <a:stretch>
                             <a:fillRect/>
                           </a:stretch>
@@ -9525,8 +9541,8 @@
         </w:tc>
       </w:tr>
     </w:tbl>
-    <w:bookmarkEnd w:id="67"/>
-    <w:bookmarkStart w:id="74" w:name="next-steps-after-anova-analysis"/>
+    <w:bookmarkEnd w:id="56"/>
+    <w:bookmarkStart w:id="63" w:name="next-steps-after-anova-analysis"/>
     <w:p>
       <w:pPr>
         <w:pStyle w:val="Heading1"/>
@@ -9599,7 +9615,7 @@
       <w:r>
         <w:t xml:space="preserve"> </w:t>
       </w:r>
-      <w:hyperlink r:id="rId24">
+      <w:hyperlink r:id="rId13">
         <w:r>
           <w:rPr>
             <w:rStyle w:val="Hyperlink"/>
@@ -9652,7 +9668,7 @@
         <w:t xml:space="preserve">tests and are the most common type of analysis conducted after ANOVA.</w:t>
       </w:r>
     </w:p>
-    <w:bookmarkStart w:id="69" w:name="application-anova-and-linear-regression"/>
+    <w:bookmarkStart w:id="58" w:name="application-anova-and-linear-regression"/>
     <w:p>
       <w:pPr>
         <w:pStyle w:val="Heading2"/>
@@ -9693,7 +9709,7 @@
       <w:r>
         <w:t xml:space="preserve"> </w:t>
       </w:r>
-      <w:hyperlink r:id="rId68">
+      <w:hyperlink r:id="rId57">
         <w:r>
           <w:rPr>
             <w:rStyle w:val="Hyperlink"/>
@@ -9702,8 +9718,8 @@
         </w:r>
       </w:hyperlink>
     </w:p>
-    <w:bookmarkEnd w:id="69"/>
-    <w:bookmarkStart w:id="72" w:name="non-parametric-alternatives-to-anova"/>
+    <w:bookmarkEnd w:id="58"/>
+    <w:bookmarkStart w:id="61" w:name="non-parametric-alternatives-to-anova"/>
     <w:p>
       <w:pPr>
         <w:pStyle w:val="Heading2"/>
@@ -9774,7 +9790,7 @@
       <w:r>
         <w:t xml:space="preserve"> </w:t>
       </w:r>
-      <w:hyperlink r:id="rId70">
+      <w:hyperlink r:id="rId59">
         <w:r>
           <w:rPr>
             <w:rStyle w:val="Hyperlink"/>
@@ -9857,7 +9873,7 @@
       <w:r>
         <w:t xml:space="preserve"> </w:t>
       </w:r>
-      <w:hyperlink r:id="rId71">
+      <w:hyperlink r:id="rId60">
         <w:r>
           <w:rPr>
             <w:rStyle w:val="Hyperlink"/>
@@ -9869,8 +9885,8 @@
         <w:t xml:space="preserve">.</w:t>
       </w:r>
     </w:p>
-    <w:bookmarkEnd w:id="72"/>
-    <w:bookmarkStart w:id="73" w:name="other-types-anova"/>
+    <w:bookmarkEnd w:id="61"/>
+    <w:bookmarkStart w:id="62" w:name="other-types-anova"/>
     <w:p>
       <w:pPr>
         <w:pStyle w:val="Heading2"/>
@@ -10095,7 +10111,7 @@
       <w:r>
         <w:t xml:space="preserve"> </w:t>
       </w:r>
-      <w:hyperlink r:id="rId39">
+      <w:hyperlink r:id="rId28">
         <w:r>
           <w:rPr>
             <w:rStyle w:val="Hyperlink"/>
@@ -10107,9 +10123,9 @@
         <w:t xml:space="preserve">.</w:t>
       </w:r>
     </w:p>
-    <w:bookmarkEnd w:id="73"/>
-    <w:bookmarkEnd w:id="74"/>
-    <w:bookmarkStart w:id="75" w:name="quick-check-problems"/>
+    <w:bookmarkEnd w:id="62"/>
+    <w:bookmarkEnd w:id="63"/>
+    <w:bookmarkStart w:id="64" w:name="quick-check-problems"/>
     <w:p>
       <w:pPr>
         <w:pStyle w:val="Heading1"/>
@@ -10118,8 +10134,8 @@
         <w:t xml:space="preserve">Quick check problems</w:t>
       </w:r>
     </w:p>
-    <w:bookmarkEnd w:id="75"/>
-    <w:bookmarkStart w:id="78" w:name="further-reading"/>
+    <w:bookmarkEnd w:id="64"/>
+    <w:bookmarkStart w:id="67" w:name="further-reading"/>
     <w:p>
       <w:pPr>
         <w:pStyle w:val="Heading1"/>
@@ -10136,7 +10152,7 @@
           <w:numId w:val="1013"/>
         </w:numPr>
       </w:pPr>
-      <w:hyperlink r:id="rId76">
+      <w:hyperlink r:id="rId65">
         <w:r>
           <w:rPr>
             <w:rStyle w:val="Hyperlink"/>
@@ -10153,7 +10169,7 @@
           <w:numId w:val="1013"/>
         </w:numPr>
       </w:pPr>
-      <w:hyperlink r:id="rId77">
+      <w:hyperlink r:id="rId66">
         <w:r>
           <w:rPr>
             <w:rStyle w:val="Hyperlink"/>
@@ -10170,7 +10186,7 @@
           <w:numId w:val="1013"/>
         </w:numPr>
       </w:pPr>
-      <w:hyperlink r:id="rId71">
+      <w:hyperlink r:id="rId60">
         <w:r>
           <w:rPr>
             <w:rStyle w:val="Hyperlink"/>
@@ -10187,7 +10203,7 @@
           <w:numId w:val="1013"/>
         </w:numPr>
       </w:pPr>
-      <w:hyperlink r:id="rId68">
+      <w:hyperlink r:id="rId57">
         <w:r>
           <w:rPr>
             <w:rStyle w:val="Hyperlink"/>
@@ -10201,8 +10217,8 @@
         <w:pStyle w:val="FirstParagraph"/>
       </w:pPr>
     </w:p>
-    <w:bookmarkEnd w:id="78"/>
-    <w:bookmarkStart w:id="80" w:name="version-history"/>
+    <w:bookmarkEnd w:id="67"/>
+    <w:bookmarkStart w:id="69" w:name="version-history"/>
     <w:p>
       <w:pPr>
         <w:pStyle w:val="Heading1"/>
@@ -10223,7 +10239,7 @@
       <w:pPr>
         <w:pStyle w:val="BodyText"/>
       </w:pPr>
-      <w:hyperlink r:id="rId79">
+      <w:hyperlink r:id="rId68">
         <w:r>
           <w:rPr>
             <w:rStyle w:val="Hyperlink"/>
@@ -10232,7 +10248,7 @@
         </w:r>
       </w:hyperlink>
     </w:p>
-    <w:bookmarkEnd w:id="80"/>
+    <w:bookmarkEnd w:id="69"/>
     <w:sectPr>
       <w:pgSz w:h="15840" w:w="12240"/>
       <w:pgMar w:bottom="1440" w:footer="720" w:gutter="0" w:header="720" w:left="1440" w:right="1440" w:top="1440"/>
